--- a/internal_doc/00.项目管理/01.会议纪要/例会纪要_20141110.docx
+++ b/internal_doc/00.项目管理/01.会议纪要/例会纪要_20141110.docx
@@ -2425,118 +2425,6 @@
               <w:rPr>
                 <w:rFonts w:hint="eastAsia"/>
               </w:rPr>
-              <w:t>集群模式开发</w:t>
-            </w:r>
-          </w:p>
-        </w:tc>
-        <w:tc>
-          <w:tcPr>
-            <w:tcW w:w="992" w:type="dxa"/>
-          </w:tcPr>
-          <w:p>
-            <w:pPr>
-              <w:tabs>
-                <w:tab w:val="left" w:pos="450"/>
-              </w:tabs>
-              <w:jc w:val="left"/>
-            </w:pPr>
-            <w:r>
-              <w:rPr>
-                <w:rFonts w:hint="eastAsia"/>
-              </w:rPr>
-              <w:t>武赟</w:t>
-            </w:r>
-          </w:p>
-        </w:tc>
-        <w:tc>
-          <w:tcPr>
-            <w:tcW w:w="1044" w:type="dxa"/>
-          </w:tcPr>
-          <w:p>
-            <w:pPr>
-              <w:jc w:val="left"/>
-            </w:pPr>
-            <w:r>
-              <w:rPr>
-                <w:rFonts w:hint="eastAsia"/>
-              </w:rPr>
-              <w:t>10-20</w:t>
-            </w:r>
-          </w:p>
-        </w:tc>
-        <w:tc>
-          <w:tcPr>
-            <w:tcW w:w="1016" w:type="dxa"/>
-          </w:tcPr>
-          <w:p>
-            <w:pPr>
-              <w:jc w:val="left"/>
-            </w:pPr>
-          </w:p>
-        </w:tc>
-        <w:tc>
-          <w:tcPr>
-            <w:tcW w:w="1818" w:type="dxa"/>
-          </w:tcPr>
-          <w:p>
-            <w:pPr>
-              <w:jc w:val="left"/>
-            </w:pPr>
-            <w:r>
-              <w:rPr>
-                <w:rFonts w:hint="eastAsia"/>
-              </w:rPr>
-              <w:t>备份</w:t>
-            </w:r>
-            <w:r>
-              <w:rPr>
-                <w:rFonts w:hint="eastAsia"/>
-              </w:rPr>
-              <w:t>(</w:t>
-            </w:r>
-            <w:r>
-              <w:rPr>
-                <w:rFonts w:hint="eastAsia"/>
-              </w:rPr>
-              <w:t>完成</w:t>
-            </w:r>
-            <w:r>
-              <w:rPr>
-                <w:rFonts w:hint="eastAsia"/>
-              </w:rPr>
-              <w:t>)</w:t>
-            </w:r>
-            <w:r>
-              <w:rPr>
-                <w:rFonts w:hint="eastAsia"/>
-              </w:rPr>
-              <w:t>、关闭文件系统缓存完成</w:t>
-            </w:r>
-          </w:p>
-        </w:tc>
-      </w:tr>
-      <w:tr>
-        <w:tc>
-          <w:tcPr>
-            <w:tcW w:w="3652" w:type="dxa"/>
-            <w:tcBorders>
-              <w:bottom w:val="single" w:sz="4" w:space="0" w:color="000000" w:themeColor="text1"/>
-            </w:tcBorders>
-          </w:tcPr>
-          <w:p>
-            <w:pPr>
-              <w:jc w:val="left"/>
-            </w:pPr>
-            <w:r>
-              <w:rPr>
-                <w:rFonts w:hint="eastAsia"/>
-              </w:rPr>
-              <w:t>lob</w:t>
-            </w:r>
-            <w:r>
-              <w:rPr>
-                <w:rFonts w:hint="eastAsia"/>
-              </w:rPr>
               <w:t>导入导出工具</w:t>
             </w:r>
           </w:p>
@@ -2963,7 +2851,6 @@
               <w:rPr>
                 <w:rFonts w:hint="eastAsia"/>
               </w:rPr>
-              <w:lastRenderedPageBreak/>
               <w:t>搭建</w:t>
             </w:r>
             <w:r>
@@ -5236,7 +5123,6 @@
                 <w:rFonts w:hint="eastAsia"/>
                 <w:color w:val="BFBFBF" w:themeColor="background1" w:themeShade="BF"/>
               </w:rPr>
-              <w:lastRenderedPageBreak/>
               <w:t>正则表达式纯字符串性能优化，</w:t>
             </w:r>
           </w:p>
@@ -5328,6 +5214,172 @@
                 <w:color w:val="BFBFBF" w:themeColor="background1" w:themeShade="BF"/>
               </w:rPr>
               <w:t>完成</w:t>
+            </w:r>
+          </w:p>
+        </w:tc>
+      </w:tr>
+      <w:tr>
+        <w:tc>
+          <w:tcPr>
+            <w:tcW w:w="3643" w:type="dxa"/>
+            <w:shd w:val="clear" w:color="auto" w:fill="auto"/>
+          </w:tcPr>
+          <w:p>
+            <w:pPr>
+              <w:jc w:val="left"/>
+              <w:rPr>
+                <w:color w:val="BFBFBF" w:themeColor="background1" w:themeShade="BF"/>
+              </w:rPr>
+            </w:pPr>
+            <w:r>
+              <w:rPr>
+                <w:rFonts w:hint="eastAsia"/>
+                <w:color w:val="BFBFBF" w:themeColor="background1" w:themeShade="BF"/>
+              </w:rPr>
+              <w:t>lob</w:t>
+            </w:r>
+            <w:r>
+              <w:rPr>
+                <w:rFonts w:hint="eastAsia"/>
+                <w:color w:val="BFBFBF" w:themeColor="background1" w:themeShade="BF"/>
+              </w:rPr>
+              <w:t>集群模式开发</w:t>
+            </w:r>
+          </w:p>
+        </w:tc>
+        <w:tc>
+          <w:tcPr>
+            <w:tcW w:w="992" w:type="dxa"/>
+            <w:shd w:val="clear" w:color="auto" w:fill="auto"/>
+          </w:tcPr>
+          <w:p>
+            <w:pPr>
+              <w:tabs>
+                <w:tab w:val="left" w:pos="450"/>
+              </w:tabs>
+              <w:jc w:val="left"/>
+              <w:rPr>
+                <w:color w:val="BFBFBF" w:themeColor="background1" w:themeShade="BF"/>
+              </w:rPr>
+            </w:pPr>
+            <w:r>
+              <w:rPr>
+                <w:rFonts w:hint="eastAsia"/>
+                <w:color w:val="BFBFBF" w:themeColor="background1" w:themeShade="BF"/>
+              </w:rPr>
+              <w:t>武赟</w:t>
+            </w:r>
+          </w:p>
+        </w:tc>
+        <w:tc>
+          <w:tcPr>
+            <w:tcW w:w="1044" w:type="dxa"/>
+            <w:shd w:val="clear" w:color="auto" w:fill="auto"/>
+          </w:tcPr>
+          <w:p>
+            <w:pPr>
+              <w:jc w:val="left"/>
+              <w:rPr>
+                <w:color w:val="BFBFBF" w:themeColor="background1" w:themeShade="BF"/>
+              </w:rPr>
+            </w:pPr>
+            <w:r>
+              <w:rPr>
+                <w:rFonts w:hint="eastAsia"/>
+                <w:color w:val="BFBFBF" w:themeColor="background1" w:themeShade="BF"/>
+              </w:rPr>
+              <w:t>10-20</w:t>
+            </w:r>
+          </w:p>
+        </w:tc>
+        <w:tc>
+          <w:tcPr>
+            <w:tcW w:w="1021" w:type="dxa"/>
+            <w:shd w:val="clear" w:color="auto" w:fill="auto"/>
+          </w:tcPr>
+          <w:p>
+            <w:pPr>
+              <w:jc w:val="left"/>
+              <w:rPr>
+                <w:color w:val="BFBFBF" w:themeColor="background1" w:themeShade="BF"/>
+              </w:rPr>
+            </w:pPr>
+            <w:r>
+              <w:rPr>
+                <w:rFonts w:hint="eastAsia"/>
+                <w:color w:val="BFBFBF" w:themeColor="background1" w:themeShade="BF"/>
+              </w:rPr>
+              <w:t>11-10</w:t>
+            </w:r>
+          </w:p>
+        </w:tc>
+        <w:tc>
+          <w:tcPr>
+            <w:tcW w:w="1824" w:type="dxa"/>
+            <w:shd w:val="clear" w:color="auto" w:fill="auto"/>
+          </w:tcPr>
+          <w:p>
+            <w:pPr>
+              <w:jc w:val="left"/>
+              <w:rPr>
+                <w:color w:val="BFBFBF" w:themeColor="background1" w:themeShade="BF"/>
+              </w:rPr>
+            </w:pPr>
+            <w:r>
+              <w:rPr>
+                <w:rFonts w:hint="eastAsia"/>
+                <w:color w:val="BFBFBF" w:themeColor="background1" w:themeShade="BF"/>
+              </w:rPr>
+              <w:t>备份</w:t>
+            </w:r>
+            <w:r>
+              <w:rPr>
+                <w:rFonts w:hint="eastAsia"/>
+                <w:color w:val="BFBFBF" w:themeColor="background1" w:themeShade="BF"/>
+              </w:rPr>
+              <w:t>(</w:t>
+            </w:r>
+            <w:r>
+              <w:rPr>
+                <w:rFonts w:hint="eastAsia"/>
+                <w:color w:val="BFBFBF" w:themeColor="background1" w:themeShade="BF"/>
+              </w:rPr>
+              <w:t>完成</w:t>
+            </w:r>
+            <w:r>
+              <w:rPr>
+                <w:rFonts w:hint="eastAsia"/>
+                <w:color w:val="BFBFBF" w:themeColor="background1" w:themeShade="BF"/>
+              </w:rPr>
+              <w:t>)</w:t>
+            </w:r>
+            <w:r>
+              <w:rPr>
+                <w:rFonts w:hint="eastAsia"/>
+                <w:color w:val="BFBFBF" w:themeColor="background1" w:themeShade="BF"/>
+              </w:rPr>
+              <w:t>、关闭文件系统缓存</w:t>
+            </w:r>
+            <w:r>
+              <w:rPr>
+                <w:rFonts w:hint="eastAsia"/>
+                <w:color w:val="BFBFBF" w:themeColor="background1" w:themeShade="BF"/>
+              </w:rPr>
+              <w:t>(</w:t>
+            </w:r>
+            <w:r>
+              <w:rPr>
+                <w:rFonts w:hint="eastAsia"/>
+                <w:color w:val="BFBFBF" w:themeColor="background1" w:themeShade="BF"/>
+              </w:rPr>
+              <w:t>完成</w:t>
+            </w:r>
+            <w:r>
+              <w:rPr>
+                <w:rFonts w:hint="eastAsia"/>
+                <w:color w:val="BFBFBF" w:themeColor="background1" w:themeShade="BF"/>
+              </w:rPr>
+              <w:t>)</w:t>
             </w:r>
           </w:p>
         </w:tc>
